--- a/8.2.1.2-arithmetic/web-sabak/otvety-8.2.1.2-ru.docx
+++ b/8.2.1.2-arithmetic/web-sabak/otvety-8.2.1.2-ru.docx
@@ -214,7 +214,7 @@
                 <w:sz w:val="20"/>
                 <w:szCs w:val="20"/>
               </w:rPr>
-              <w:t xml:space="preserve">а) 1001011;   б) 1011011;   в) 1000000;   г) 1010001</w:t>
+              <w:t xml:space="preserve">а) 1001011;   б) 1011011</w:t>
             </w:r>
           </w:p>
         </w:tc>
@@ -297,7 +297,7 @@
                 <w:sz w:val="20"/>
                 <w:szCs w:val="20"/>
               </w:rPr>
-              <w:t xml:space="preserve">а) 11000;   б) 10101;   в) 11111;   г) 11100</w:t>
+              <w:t xml:space="preserve">а) 100101;   б) 1010</w:t>
             </w:r>
           </w:p>
         </w:tc>
@@ -380,7 +380,7 @@
                 <w:sz w:val="20"/>
                 <w:szCs w:val="20"/>
               </w:rPr>
-              <w:t xml:space="preserve">а) 1070;   б) 1414;   в) 1061;   г) 732</w:t>
+              <w:t xml:space="preserve">а) 1230;   б) 1074</w:t>
             </w:r>
           </w:p>
         </w:tc>
@@ -463,7 +463,7 @@
                 <w:sz w:val="20"/>
                 <w:szCs w:val="20"/>
               </w:rPr>
-              <w:t xml:space="preserve">а) 257;   б) 366;   в) 322;   г) 476</w:t>
+              <w:t xml:space="preserve">а) 347;   б) 164</w:t>
             </w:r>
           </w:p>
         </w:tc>
@@ -546,7 +546,7 @@
                 <w:sz w:val="20"/>
                 <w:szCs w:val="20"/>
               </w:rPr>
-              <w:t xml:space="preserve">а) 1178;   б) 1450;   в) 11AF;   г) 11CA</w:t>
+              <w:t xml:space="preserve">а) 11BC;   б) 1095</w:t>
             </w:r>
           </w:p>
         </w:tc>
@@ -629,7 +629,7 @@
                 <w:sz w:val="20"/>
                 <w:szCs w:val="20"/>
               </w:rPr>
-              <w:t xml:space="preserve">а) 7FD;   б) B22;   в) 5DD;   г) C7E</w:t>
+              <w:t xml:space="preserve">а) 4B9;   б) 3BD</w:t>
             </w:r>
           </w:p>
         </w:tc>
@@ -712,7 +712,7 @@
                 <w:sz w:val="20"/>
                 <w:szCs w:val="20"/>
               </w:rPr>
-              <w:t xml:space="preserve">а) 42 (скрытые цифры);   б) EF (скрытые цифры);   в) 64 (скрытые цифры);   г) 42 (скрытые цифры)</w:t>
+              <w:t xml:space="preserve">а) 61 (скрытые цифры);   б) 8F (скрытые цифры)</w:t>
             </w:r>
           </w:p>
         </w:tc>
@@ -795,7 +795,7 @@
                 <w:sz w:val="20"/>
                 <w:szCs w:val="20"/>
               </w:rPr>
-              <w:t xml:space="preserve">а) 340;   б) 335;   в) 472;   г) 1104</w:t>
+              <w:t xml:space="preserve">а) 1116;   б) 964</w:t>
             </w:r>
           </w:p>
         </w:tc>
@@ -878,7 +878,7 @@
                 <w:sz w:val="20"/>
                 <w:szCs w:val="20"/>
               </w:rPr>
-              <w:t xml:space="preserve">а) 110101;   б) 101;   в) 1011101;   г) 1011011</w:t>
+              <w:t xml:space="preserve">а) 1001110;   б) 11010</w:t>
             </w:r>
           </w:p>
         </w:tc>
@@ -961,7 +961,7 @@
                 <w:sz w:val="20"/>
                 <w:szCs w:val="20"/>
               </w:rPr>
-              <w:t xml:space="preserve">а) 97F;   б) 965;   в) 8ED;   г) 891</w:t>
+              <w:t xml:space="preserve">а) A4C;   б) 558</w:t>
             </w:r>
           </w:p>
         </w:tc>
@@ -1044,7 +1044,7 @@
                 <w:sz w:val="20"/>
                 <w:szCs w:val="20"/>
               </w:rPr>
-              <w:t xml:space="preserve">X в десятичной: 30; X в восьмеричной: 36</w:t>
+              <w:t xml:space="preserve">X в десятичной: 55; X в восьмеричной: 67</w:t>
             </w:r>
           </w:p>
         </w:tc>
@@ -1127,7 +1127,7 @@
                 <w:sz w:val="20"/>
                 <w:szCs w:val="20"/>
               </w:rPr>
-              <w:t xml:space="preserve">В десятичной: 70; В двоичной: 1000110</w:t>
+              <w:t xml:space="preserve">В десятичной: 65; В двоичной: 1000001</w:t>
             </w:r>
           </w:p>
         </w:tc>
@@ -1210,7 +1210,7 @@
                 <w:sz w:val="20"/>
                 <w:szCs w:val="20"/>
               </w:rPr>
-              <w:t xml:space="preserve">q (в десятичной): 9; 85q + 30q: 125</w:t>
+              <w:t xml:space="preserve">q (в десятичной): 10; 77q + 67q: 144</w:t>
             </w:r>
           </w:p>
         </w:tc>
@@ -1412,7 +1412,7 @@
                 <w:sz w:val="20"/>
                 <w:szCs w:val="20"/>
               </w:rPr>
-              <w:t xml:space="preserve">а) 1101110;   б) 1110011;   в) 1000010;   г) 1100010</w:t>
+              <w:t xml:space="preserve">а) 1101110;   б) 1110011</w:t>
             </w:r>
           </w:p>
         </w:tc>
@@ -1495,7 +1495,7 @@
                 <w:sz w:val="20"/>
                 <w:szCs w:val="20"/>
               </w:rPr>
-              <w:t xml:space="preserve">а) 11000;   б) 10111;   в) 100001;   г) 11100</w:t>
+              <w:t xml:space="preserve">а) 11111;   б) 11000</w:t>
             </w:r>
           </w:p>
         </w:tc>
@@ -1578,7 +1578,7 @@
                 <w:sz w:val="20"/>
                 <w:szCs w:val="20"/>
               </w:rPr>
-              <w:t xml:space="preserve">а) 1600;   б) 1323;   в) 626;   г) 1223</w:t>
+              <w:t xml:space="preserve">а) 420;   б) 1600</w:t>
             </w:r>
           </w:p>
         </w:tc>
@@ -1661,7 +1661,7 @@
                 <w:sz w:val="20"/>
                 <w:szCs w:val="20"/>
               </w:rPr>
-              <w:t xml:space="preserve">а) 277;   б) 573;   в) 475;   г) 107</w:t>
+              <w:t xml:space="preserve">а) 443;   б) 2</w:t>
             </w:r>
           </w:p>
         </w:tc>
@@ -1744,7 +1744,7 @@
                 <w:sz w:val="20"/>
                 <w:szCs w:val="20"/>
               </w:rPr>
-              <w:t xml:space="preserve">а) 10C2;   б) 842;   в) 109A;   г) 1643</w:t>
+              <w:t xml:space="preserve">а) 13D1;   б) 1806</w:t>
             </w:r>
           </w:p>
         </w:tc>
@@ -1827,7 +1827,7 @@
                 <w:sz w:val="20"/>
                 <w:szCs w:val="20"/>
               </w:rPr>
-              <w:t xml:space="preserve">а) 528;   б) 4C8;   в) 9ED;   г) 9C9</w:t>
+              <w:t xml:space="preserve">а) 9BD;   б) 7FA</w:t>
             </w:r>
           </w:p>
         </w:tc>
@@ -1910,7 +1910,7 @@
                 <w:sz w:val="20"/>
                 <w:szCs w:val="20"/>
               </w:rPr>
-              <w:t xml:space="preserve">а) 02 (скрытые цифры);   б) 12 (скрытые цифры);   в) 52 (скрытые цифры);   г) 17 (скрытые цифры)</w:t>
+              <w:t xml:space="preserve">а) 7B (скрытые цифры);   б) 25 (скрытые цифры)</w:t>
             </w:r>
           </w:p>
         </w:tc>
@@ -1993,7 +1993,7 @@
                 <w:sz w:val="20"/>
                 <w:szCs w:val="20"/>
               </w:rPr>
-              <w:t xml:space="preserve">а) 761;   б) 362;   в) C7B;   г) 1244</w:t>
+              <w:t xml:space="preserve">а) 541;   б) 406</w:t>
             </w:r>
           </w:p>
         </w:tc>
@@ -2076,7 +2076,7 @@
                 <w:sz w:val="20"/>
                 <w:szCs w:val="20"/>
               </w:rPr>
-              <w:t xml:space="preserve">а) 1011101;   б) 101;   в) 1000010;   г) 1001001</w:t>
+              <w:t xml:space="preserve">а) 111101;   б) 10110</w:t>
             </w:r>
           </w:p>
         </w:tc>
@@ -2159,7 +2159,7 @@
                 <w:sz w:val="20"/>
                 <w:szCs w:val="20"/>
               </w:rPr>
-              <w:t xml:space="preserve">а) 50C;   б) 9BD;   в) 4F3;   г) B85</w:t>
+              <w:t xml:space="preserve">а) 4DE;   б) 6D8</w:t>
             </w:r>
           </w:p>
         </w:tc>
@@ -2325,7 +2325,7 @@
                 <w:sz w:val="20"/>
                 <w:szCs w:val="20"/>
               </w:rPr>
-              <w:t xml:space="preserve">В десятичной: 8; В двоичной: 1000</w:t>
+              <w:t xml:space="preserve">В десятичной: 11; В двоичной: 1011</w:t>
             </w:r>
           </w:p>
         </w:tc>
@@ -2408,7 +2408,7 @@
                 <w:sz w:val="20"/>
                 <w:szCs w:val="20"/>
               </w:rPr>
-              <w:t xml:space="preserve">q (в десятичной): 7; 65q + 16q: 114</w:t>
+              <w:t xml:space="preserve">q (в десятичной): 8; 60q + 20q: 100</w:t>
             </w:r>
           </w:p>
         </w:tc>
@@ -2424,7 +2424,7 @@
           <w:sz w:val="22"/>
           <w:szCs w:val="22"/>
         </w:rPr>
-        <w:t xml:space="preserve">Оценивание: в заданиях 1–10 каждый верный пример — 0,25 балла (всего 10); в ★ заданиях каждый ответ — 1 балл (всего 6). Ведущие нули в ответе не учитываются.</w:t>
+        <w:t xml:space="preserve">Оценивание: в заданиях 1–10 каждый верный пример — 0,5 балла (всего 10); в ★ заданиях каждый ответ — 1 балл (всего 6). Ведущие нули в ответе не учитываются.</w:t>
       </w:r>
     </w:p>
     <w:sectPr>
